--- a/format/md-22/07_Investigator_Brochure_Template.docx
+++ b/format/md-22/07_Investigator_Brochure_Template.docx
@@ -42,7 +42,7 @@
     </w:p>
     <w:tbl>
       <w:tblPr>
-        <w:tblW w:type="dxa" w:w="8906"/>
+        <w:tblW w:w="5000" w:type="pct"/>
         <w:jc w:val="left"/>
         <w:tblLayout w:type="fixed"/>
         <w:tblLook w:firstColumn="1" w:firstRow="1" w:lastColumn="0" w:lastRow="0" w:noHBand="0" w:noVBand="1" w:val="04A0"/>
@@ -58,7 +58,7 @@
         </w:trPr>
         <w:tc>
           <w:tcPr>
-            <w:tcW w:type="dxa" w:w="2300"/>
+            <w:tcW w:w="0" w:type="auto"/>
             <w:tcMar>
               <w:top w:w="90" w:type="dxa"/>
               <w:start w:w="110" w:type="dxa"/>
@@ -97,7 +97,7 @@
         </w:tc>
         <w:tc>
           <w:tcPr>
-            <w:tcW w:type="dxa" w:w="6606"/>
+            <w:tcW w:w="0" w:type="auto"/>
             <w:tcMar>
               <w:top w:w="90" w:type="dxa"/>
               <w:start w:w="110" w:type="dxa"/>
@@ -140,7 +140,7 @@
         </w:trPr>
         <w:tc>
           <w:tcPr>
-            <w:tcW w:type="dxa" w:w="2300"/>
+            <w:tcW w:w="0" w:type="auto"/>
             <w:tcMar>
               <w:top w:w="90" w:type="dxa"/>
               <w:start w:w="110" w:type="dxa"/>
@@ -179,7 +179,7 @@
         </w:tc>
         <w:tc>
           <w:tcPr>
-            <w:tcW w:type="dxa" w:w="6606"/>
+            <w:tcW w:w="0" w:type="auto"/>
             <w:tcMar>
               <w:top w:w="90" w:type="dxa"/>
               <w:start w:w="110" w:type="dxa"/>
@@ -222,7 +222,7 @@
         </w:trPr>
         <w:tc>
           <w:tcPr>
-            <w:tcW w:type="dxa" w:w="2300"/>
+            <w:tcW w:w="0" w:type="auto"/>
             <w:tcMar>
               <w:top w:w="90" w:type="dxa"/>
               <w:start w:w="110" w:type="dxa"/>
@@ -261,7 +261,7 @@
         </w:tc>
         <w:tc>
           <w:tcPr>
-            <w:tcW w:type="dxa" w:w="6606"/>
+            <w:tcW w:w="0" w:type="auto"/>
             <w:tcMar>
               <w:top w:w="90" w:type="dxa"/>
               <w:start w:w="110" w:type="dxa"/>
@@ -304,7 +304,7 @@
         </w:trPr>
         <w:tc>
           <w:tcPr>
-            <w:tcW w:type="dxa" w:w="2300"/>
+            <w:tcW w:w="0" w:type="auto"/>
             <w:tcMar>
               <w:top w:w="90" w:type="dxa"/>
               <w:start w:w="110" w:type="dxa"/>
@@ -343,7 +343,7 @@
         </w:tc>
         <w:tc>
           <w:tcPr>
-            <w:tcW w:type="dxa" w:w="6606"/>
+            <w:tcW w:w="0" w:type="auto"/>
             <w:tcMar>
               <w:top w:w="90" w:type="dxa"/>
               <w:start w:w="110" w:type="dxa"/>
@@ -398,7 +398,7 @@
     </w:p>
     <w:tbl>
       <w:tblPr>
-        <w:tblW w:type="dxa" w:w="8906"/>
+        <w:tblW w:w="5000" w:type="pct"/>
         <w:jc w:val="left"/>
         <w:tblLayout w:type="fixed"/>
         <w:tblLook w:firstColumn="1" w:firstRow="1" w:lastColumn="0" w:lastRow="0" w:noHBand="0" w:noVBand="1" w:val="04A0"/>
@@ -415,7 +415,7 @@
         </w:trPr>
         <w:tc>
           <w:tcPr>
-            <w:tcW w:type="dxa" w:w="1200"/>
+            <w:tcW w:w="0" w:type="auto"/>
             <w:tcMar>
               <w:top w:w="90" w:type="dxa"/>
               <w:start w:w="110" w:type="dxa"/>
@@ -454,7 +454,7 @@
         </w:tc>
         <w:tc>
           <w:tcPr>
-            <w:tcW w:type="dxa" w:w="1700"/>
+            <w:tcW w:w="0" w:type="auto"/>
             <w:tcMar>
               <w:top w:w="90" w:type="dxa"/>
               <w:start w:w="110" w:type="dxa"/>
@@ -493,7 +493,7 @@
         </w:tc>
         <w:tc>
           <w:tcPr>
-            <w:tcW w:type="dxa" w:w="6006"/>
+            <w:tcW w:w="0" w:type="auto"/>
             <w:tcMar>
               <w:top w:w="90" w:type="dxa"/>
               <w:start w:w="110" w:type="dxa"/>
@@ -537,7 +537,7 @@
         </w:trPr>
         <w:tc>
           <w:tcPr>
-            <w:tcW w:type="dxa" w:w="1200"/>
+            <w:tcW w:w="0" w:type="auto"/>
             <w:tcMar>
               <w:top w:w="90" w:type="dxa"/>
               <w:start w:w="110" w:type="dxa"/>
@@ -586,7 +586,7 @@
         </w:tc>
         <w:tc>
           <w:tcPr>
-            <w:tcW w:type="dxa" w:w="1700"/>
+            <w:tcW w:w="0" w:type="auto"/>
             <w:tcMar>
               <w:top w:w="90" w:type="dxa"/>
               <w:start w:w="110" w:type="dxa"/>
@@ -624,7 +624,7 @@
         </w:tc>
         <w:tc>
           <w:tcPr>
-            <w:tcW w:type="dxa" w:w="6006"/>
+            <w:tcW w:w="0" w:type="auto"/>
             <w:tcMar>
               <w:top w:w="90" w:type="dxa"/>
               <w:start w:w="110" w:type="dxa"/>
@@ -1122,7 +1122,7 @@
     </w:p>
     <w:tbl>
       <w:tblPr>
-        <w:tblW w:type="dxa" w:w="8906"/>
+        <w:tblW w:w="5000" w:type="pct"/>
         <w:jc w:val="left"/>
         <w:tblLayout w:type="fixed"/>
         <w:tblLook w:firstColumn="1" w:firstRow="1" w:lastColumn="0" w:lastRow="0" w:noHBand="0" w:noVBand="1" w:val="04A0"/>
@@ -1140,7 +1140,7 @@
         </w:trPr>
         <w:tc>
           <w:tcPr>
-            <w:tcW w:type="dxa" w:w="1600"/>
+            <w:tcW w:w="0" w:type="auto"/>
             <w:tcMar>
               <w:top w:w="90" w:type="dxa"/>
               <w:start w:w="110" w:type="dxa"/>
@@ -1179,7 +1179,7 @@
         </w:tc>
         <w:tc>
           <w:tcPr>
-            <w:tcW w:type="dxa" w:w="3200"/>
+            <w:tcW w:w="0" w:type="auto"/>
             <w:tcMar>
               <w:top w:w="90" w:type="dxa"/>
               <w:start w:w="110" w:type="dxa"/>
@@ -1218,7 +1218,7 @@
         </w:tc>
         <w:tc>
           <w:tcPr>
-            <w:tcW w:type="dxa" w:w="2000"/>
+            <w:tcW w:w="0" w:type="auto"/>
             <w:tcMar>
               <w:top w:w="90" w:type="dxa"/>
               <w:start w:w="110" w:type="dxa"/>
@@ -1257,7 +1257,7 @@
         </w:tc>
         <w:tc>
           <w:tcPr>
-            <w:tcW w:type="dxa" w:w="2106"/>
+            <w:tcW w:w="0" w:type="auto"/>
             <w:tcMar>
               <w:top w:w="90" w:type="dxa"/>
               <w:start w:w="110" w:type="dxa"/>
@@ -1301,7 +1301,7 @@
         </w:trPr>
         <w:tc>
           <w:tcPr>
-            <w:tcW w:type="dxa" w:w="1600"/>
+            <w:tcW w:w="0" w:type="auto"/>
             <w:tcMar>
               <w:top w:w="90" w:type="dxa"/>
               <w:start w:w="110" w:type="dxa"/>
@@ -1339,7 +1339,7 @@
         </w:tc>
         <w:tc>
           <w:tcPr>
-            <w:tcW w:type="dxa" w:w="3200"/>
+            <w:tcW w:w="0" w:type="auto"/>
             <w:tcMar>
               <w:top w:w="90" w:type="dxa"/>
               <w:start w:w="110" w:type="dxa"/>
@@ -1377,7 +1377,7 @@
         </w:tc>
         <w:tc>
           <w:tcPr>
-            <w:tcW w:type="dxa" w:w="2000"/>
+            <w:tcW w:w="0" w:type="auto"/>
             <w:tcMar>
               <w:top w:w="90" w:type="dxa"/>
               <w:start w:w="110" w:type="dxa"/>
@@ -1414,7 +1414,7 @@
         </w:tc>
         <w:tc>
           <w:tcPr>
-            <w:tcW w:type="dxa" w:w="2106"/>
+            <w:tcW w:w="0" w:type="auto"/>
             <w:tcMar>
               <w:top w:w="90" w:type="dxa"/>
               <w:start w:w="110" w:type="dxa"/>
@@ -1457,7 +1457,7 @@
         </w:trPr>
         <w:tc>
           <w:tcPr>
-            <w:tcW w:type="dxa" w:w="1600"/>
+            <w:tcW w:w="0" w:type="auto"/>
             <w:tcMar>
               <w:top w:w="90" w:type="dxa"/>
               <w:start w:w="110" w:type="dxa"/>
@@ -1495,7 +1495,7 @@
         </w:tc>
         <w:tc>
           <w:tcPr>
-            <w:tcW w:type="dxa" w:w="3200"/>
+            <w:tcW w:w="0" w:type="auto"/>
             <w:tcMar>
               <w:top w:w="90" w:type="dxa"/>
               <w:start w:w="110" w:type="dxa"/>
@@ -1533,7 +1533,7 @@
         </w:tc>
         <w:tc>
           <w:tcPr>
-            <w:tcW w:type="dxa" w:w="2000"/>
+            <w:tcW w:w="0" w:type="auto"/>
             <w:tcMar>
               <w:top w:w="90" w:type="dxa"/>
               <w:start w:w="110" w:type="dxa"/>
@@ -1570,7 +1570,7 @@
         </w:tc>
         <w:tc>
           <w:tcPr>
-            <w:tcW w:type="dxa" w:w="2106"/>
+            <w:tcW w:w="0" w:type="auto"/>
             <w:tcMar>
               <w:top w:w="90" w:type="dxa"/>
               <w:start w:w="110" w:type="dxa"/>
